--- a/economy-trading-analysis-according-to-patterns/trading-analysis-according-to-patterns.docx
+++ b/economy-trading-analysis-according-to-patterns/trading-analysis-according-to-patterns.docx
@@ -11,97 +11,114 @@
         <w:rPr>
           <w:rFonts w:ascii="Lato Semibold" w:hAnsi="Lato Semibold"/>
           <w:spacing w:val="12"/>
-          <w:sz w:val="52"/>
-          <w:szCs w:val="52"/>
+          <w:sz w:val="72"/>
+          <w:szCs w:val="72"/>
         </w:rPr>
       </w:pPr>
       <w:r>
         <w:rPr>
           <w:rFonts w:ascii="Lato Semibold" w:hAnsi="Lato Semibold"/>
           <w:spacing w:val="12"/>
-          <w:sz w:val="52"/>
-          <w:szCs w:val="52"/>
-        </w:rPr>
-        <w:t>Trading Analysis according to patterns</w:t>
-      </w:r>
-    </w:p>
-    <w:p>
-      <w:pPr>
-        <w:pStyle w:val="Normal"/>
-        <w:bidi w:val="0"/>
-        <w:rPr>
-          <w:rFonts w:ascii="DejaVu Sans Condensed" w:hAnsi="DejaVu Sans Condensed"/>
-          <w:sz w:val="30"/>
-          <w:szCs w:val="30"/>
-        </w:rPr>
-      </w:pPr>
-      <w:r>
-        <w:rPr>
-          <w:rFonts w:ascii="DejaVu Sans Condensed" w:hAnsi="DejaVu Sans Condensed"/>
-          <w:sz w:val="30"/>
-          <w:szCs w:val="30"/>
-        </w:rPr>
-      </w:r>
-    </w:p>
-    <w:p>
-      <w:pPr>
-        <w:pStyle w:val="Normal"/>
-        <w:bidi w:val="0"/>
-        <w:spacing w:lineRule="exact" w:line="461" w:before="0" w:after="58"/>
-        <w:rPr>
-          <w:rFonts w:ascii="DejaVu Sans Condensed" w:hAnsi="DejaVu Sans Condensed"/>
-          <w:spacing w:val="34"/>
-          <w:sz w:val="30"/>
-          <w:szCs w:val="30"/>
-        </w:rPr>
-      </w:pPr>
-      <w:r>
-        <w:rPr>
-          <w:rFonts w:ascii="DejaVu Sans Condensed" w:hAnsi="DejaVu Sans Condensed"/>
-          <w:spacing w:val="34"/>
-          <w:sz w:val="30"/>
-          <w:szCs w:val="30"/>
-        </w:rPr>
-        <w:t>The moment for selling the action, it is when you understand and catch the same pattern which is repeating itself consecutively.</w:t>
-      </w:r>
-    </w:p>
-    <w:p>
-      <w:pPr>
-        <w:pStyle w:val="Normal"/>
-        <w:bidi w:val="0"/>
-        <w:spacing w:lineRule="exact" w:line="461" w:before="0" w:after="58"/>
-        <w:rPr>
-          <w:rFonts w:ascii="DejaVu Sans Condensed" w:hAnsi="DejaVu Sans Condensed"/>
-          <w:spacing w:val="34"/>
-          <w:sz w:val="30"/>
-          <w:szCs w:val="30"/>
-        </w:rPr>
-      </w:pPr>
-      <w:r>
-        <w:rPr>
-          <w:rFonts w:ascii="DejaVu Sans Condensed" w:hAnsi="DejaVu Sans Condensed"/>
-          <w:spacing w:val="34"/>
-          <w:sz w:val="30"/>
-          <w:szCs w:val="30"/>
-        </w:rPr>
-      </w:r>
-    </w:p>
-    <w:p>
-      <w:pPr>
-        <w:pStyle w:val="Normal"/>
-        <w:bidi w:val="0"/>
-        <w:spacing w:lineRule="exact" w:line="461" w:before="0" w:after="58"/>
-        <w:rPr>
-          <w:rFonts w:ascii="DejaVu Sans Condensed" w:hAnsi="DejaVu Sans Condensed"/>
-          <w:spacing w:val="34"/>
-          <w:sz w:val="30"/>
-          <w:szCs w:val="30"/>
-        </w:rPr>
-      </w:pPr>
-      <w:r>
-        <w:rPr>
-          <w:rFonts w:ascii="DejaVu Sans Condensed" w:hAnsi="DejaVu Sans Condensed"/>
-          <w:spacing w:val="34"/>
+          <w:sz w:val="72"/>
+          <w:szCs w:val="72"/>
+        </w:rPr>
+        <w:t xml:space="preserve">Trading Analysis according </w:t>
+      </w:r>
+    </w:p>
+    <w:p>
+      <w:pPr>
+        <w:pStyle w:val="Title"/>
+        <w:bidi w:val="0"/>
+        <w:spacing w:before="240" w:after="120"/>
+        <w:jc w:val="start"/>
+        <w:rPr>
+          <w:rFonts w:ascii="Lato Semibold" w:hAnsi="Lato Semibold"/>
+          <w:spacing w:val="12"/>
+          <w:sz w:val="72"/>
+          <w:szCs w:val="72"/>
+        </w:rPr>
+      </w:pPr>
+      <w:r>
+        <w:rPr>
+          <w:rFonts w:ascii="Lato Semibold" w:hAnsi="Lato Semibold"/>
+          <w:spacing w:val="12"/>
+          <w:sz w:val="72"/>
+          <w:szCs w:val="72"/>
+        </w:rPr>
+        <w:t>to patterns</w:t>
+      </w:r>
+    </w:p>
+    <w:p>
+      <w:pPr>
+        <w:pStyle w:val="Normal"/>
+        <w:bidi w:val="0"/>
+        <w:rPr>
+          <w:rFonts w:ascii="DejaVu Sans Condensed" w:hAnsi="DejaVu Sans Condensed"/>
+          <w:sz w:val="30"/>
+          <w:szCs w:val="30"/>
+        </w:rPr>
+      </w:pPr>
+      <w:r>
+        <w:rPr>
+          <w:rFonts w:ascii="DejaVu Sans Condensed" w:hAnsi="DejaVu Sans Condensed"/>
+          <w:sz w:val="30"/>
+          <w:szCs w:val="30"/>
+        </w:rPr>
+      </w:r>
+    </w:p>
+    <w:p>
+      <w:pPr>
+        <w:pStyle w:val="Normal"/>
+        <w:bidi w:val="0"/>
+        <w:spacing w:lineRule="exact" w:line="461" w:before="0" w:after="58"/>
+        <w:rPr>
+          <w:spacing w:val="46"/>
+        </w:rPr>
+      </w:pPr>
+      <w:r>
+        <w:rPr>
+          <w:rFonts w:ascii="DejaVu Sans Condensed" w:hAnsi="DejaVu Sans Condensed"/>
+          <w:spacing w:val="46"/>
+          <w:sz w:val="30"/>
+          <w:szCs w:val="30"/>
+        </w:rPr>
+        <w:t>The moment for selling the action, you owe. It is when you understand and catch the pattern which is repeating itself consecutively.</w:t>
+      </w:r>
+    </w:p>
+    <w:p>
+      <w:pPr>
+        <w:pStyle w:val="Normal"/>
+        <w:bidi w:val="0"/>
+        <w:spacing w:lineRule="exact" w:line="461" w:before="0" w:after="58"/>
+        <w:rPr>
+          <w:rFonts w:ascii="DejaVu Sans Condensed" w:hAnsi="DejaVu Sans Condensed"/>
+          <w:spacing w:val="46"/>
+          <w:sz w:val="30"/>
+          <w:szCs w:val="30"/>
+        </w:rPr>
+      </w:pPr>
+      <w:r>
+        <w:rPr>
+          <w:rFonts w:ascii="DejaVu Sans Condensed" w:hAnsi="DejaVu Sans Condensed"/>
+          <w:spacing w:val="46"/>
+          <w:sz w:val="30"/>
+          <w:szCs w:val="30"/>
+        </w:rPr>
+      </w:r>
+    </w:p>
+    <w:p>
+      <w:pPr>
+        <w:pStyle w:val="Normal"/>
+        <w:bidi w:val="0"/>
+        <w:spacing w:lineRule="exact" w:line="461" w:before="0" w:after="58"/>
+        <w:rPr>
+          <w:spacing w:val="46"/>
+        </w:rPr>
+      </w:pPr>
+      <w:r>
+        <w:rPr>
+          <w:rFonts w:ascii="DejaVu Sans Condensed" w:hAnsi="DejaVu Sans Condensed"/>
+          <w:spacing w:val="46"/>
           <w:sz w:val="30"/>
           <w:szCs w:val="30"/>
         </w:rPr>
@@ -115,83 +132,95 @@
         <w:spacing w:lineRule="exact" w:line="461" w:before="0" w:after="58"/>
         <w:rPr>
           <w:rFonts w:ascii="DejaVu Sans Condensed" w:hAnsi="DejaVu Sans Condensed"/>
-          <w:spacing w:val="34"/>
-          <w:sz w:val="30"/>
-          <w:szCs w:val="30"/>
-        </w:rPr>
-      </w:pPr>
-      <w:r>
-        <w:rPr>
-          <w:rFonts w:ascii="DejaVu Sans Condensed" w:hAnsi="DejaVu Sans Condensed"/>
-          <w:spacing w:val="34"/>
-          <w:sz w:val="30"/>
-          <w:szCs w:val="30"/>
-        </w:rPr>
-      </w:r>
-    </w:p>
-    <w:p>
-      <w:pPr>
-        <w:pStyle w:val="Normal"/>
-        <w:bidi w:val="0"/>
-        <w:spacing w:lineRule="exact" w:line="461" w:before="0" w:after="58"/>
-        <w:rPr>
-          <w:rFonts w:ascii="DejaVu Sans Condensed" w:hAnsi="DejaVu Sans Condensed"/>
-          <w:spacing w:val="34"/>
-          <w:sz w:val="30"/>
-          <w:szCs w:val="30"/>
-        </w:rPr>
-      </w:pPr>
-      <w:r>
-        <w:rPr>
-          <w:rFonts w:ascii="DejaVu Sans Condensed" w:hAnsi="DejaVu Sans Condensed"/>
-          <w:spacing w:val="34"/>
-          <w:sz w:val="30"/>
-          <w:szCs w:val="30"/>
-        </w:rPr>
-        <w:t>If that action value keeps going higher, in terms of money, then you will know when it is the right moment to sell that action you previously purchased.</w:t>
-      </w:r>
-    </w:p>
-    <w:p>
-      <w:pPr>
-        <w:pStyle w:val="Normal"/>
-        <w:bidi w:val="0"/>
-        <w:spacing w:lineRule="exact" w:line="461" w:before="0" w:after="58"/>
-        <w:rPr>
-          <w:rFonts w:ascii="DejaVu Sans Condensed" w:hAnsi="DejaVu Sans Condensed"/>
-          <w:spacing w:val="34"/>
-          <w:sz w:val="30"/>
-          <w:szCs w:val="30"/>
-        </w:rPr>
-      </w:pPr>
-      <w:r>
-        <w:rPr>
-          <w:rFonts w:ascii="DejaVu Sans Condensed" w:hAnsi="DejaVu Sans Condensed"/>
-          <w:spacing w:val="34"/>
-          <w:sz w:val="30"/>
-          <w:szCs w:val="30"/>
-        </w:rPr>
-      </w:r>
-    </w:p>
-    <w:p>
-      <w:pPr>
-        <w:pStyle w:val="Normal"/>
-        <w:bidi w:val="0"/>
-        <w:spacing w:lineRule="exact" w:line="461" w:before="0" w:after="58"/>
-        <w:rPr>
-          <w:rFonts w:ascii="DejaVu Sans Condensed" w:hAnsi="DejaVu Sans Condensed"/>
-          <w:spacing w:val="34"/>
-          <w:sz w:val="30"/>
-          <w:szCs w:val="30"/>
-        </w:rPr>
-      </w:pPr>
-      <w:r>
-        <w:rPr>
-          <w:rFonts w:ascii="DejaVu Sans Condensed" w:hAnsi="DejaVu Sans Condensed"/>
-          <w:spacing w:val="34"/>
-          <w:sz w:val="30"/>
-          <w:szCs w:val="30"/>
-        </w:rPr>
-        <w:t>Besides doing trading-analysis on your own. You may create an application using programming to make it more dynamically and automatically.</w:t>
+          <w:spacing w:val="46"/>
+          <w:sz w:val="30"/>
+          <w:szCs w:val="30"/>
+        </w:rPr>
+      </w:pPr>
+      <w:r>
+        <w:rPr>
+          <w:rFonts w:ascii="DejaVu Sans Condensed" w:hAnsi="DejaVu Sans Condensed"/>
+          <w:spacing w:val="46"/>
+          <w:sz w:val="30"/>
+          <w:szCs w:val="30"/>
+        </w:rPr>
+      </w:r>
+    </w:p>
+    <w:p>
+      <w:pPr>
+        <w:pStyle w:val="Normal"/>
+        <w:bidi w:val="0"/>
+        <w:spacing w:lineRule="exact" w:line="461" w:before="0" w:after="58"/>
+        <w:rPr>
+          <w:spacing w:val="46"/>
+        </w:rPr>
+      </w:pPr>
+      <w:r>
+        <w:rPr>
+          <w:rFonts w:ascii="DejaVu Sans Condensed" w:hAnsi="DejaVu Sans Condensed"/>
+          <w:spacing w:val="46"/>
+          <w:sz w:val="30"/>
+          <w:szCs w:val="30"/>
+        </w:rPr>
+        <w:t xml:space="preserve">If that action value keeps going higher, in terms of money. </w:t>
+      </w:r>
+      <w:r>
+        <w:rPr>
+          <w:rFonts w:ascii="DejaVu Sans Condensed" w:hAnsi="DejaVu Sans Condensed"/>
+          <w:spacing w:val="46"/>
+          <w:sz w:val="30"/>
+          <w:szCs w:val="30"/>
+        </w:rPr>
+        <w:t>T</w:t>
+      </w:r>
+      <w:r>
+        <w:rPr>
+          <w:rFonts w:ascii="DejaVu Sans Condensed" w:hAnsi="DejaVu Sans Condensed"/>
+          <w:spacing w:val="46"/>
+          <w:sz w:val="30"/>
+          <w:szCs w:val="30"/>
+        </w:rPr>
+        <w:t>hen, you will know when it is the most appropriate moment to sell that action, you previously purchased.</w:t>
+      </w:r>
+    </w:p>
+    <w:p>
+      <w:pPr>
+        <w:pStyle w:val="Normal"/>
+        <w:bidi w:val="0"/>
+        <w:spacing w:lineRule="exact" w:line="461" w:before="0" w:after="58"/>
+        <w:rPr>
+          <w:rFonts w:ascii="DejaVu Sans Condensed" w:hAnsi="DejaVu Sans Condensed"/>
+          <w:spacing w:val="46"/>
+          <w:sz w:val="30"/>
+          <w:szCs w:val="30"/>
+        </w:rPr>
+      </w:pPr>
+      <w:r>
+        <w:rPr>
+          <w:rFonts w:ascii="DejaVu Sans Condensed" w:hAnsi="DejaVu Sans Condensed"/>
+          <w:spacing w:val="46"/>
+          <w:sz w:val="30"/>
+          <w:szCs w:val="30"/>
+        </w:rPr>
+      </w:r>
+    </w:p>
+    <w:p>
+      <w:pPr>
+        <w:pStyle w:val="Normal"/>
+        <w:bidi w:val="0"/>
+        <w:spacing w:lineRule="exact" w:line="461" w:before="0" w:after="58"/>
+        <w:rPr>
+          <w:spacing w:val="46"/>
+        </w:rPr>
+      </w:pPr>
+      <w:r>
+        <w:rPr>
+          <w:rFonts w:ascii="DejaVu Sans Condensed" w:hAnsi="DejaVu Sans Condensed"/>
+          <w:spacing w:val="46"/>
+          <w:sz w:val="30"/>
+          <w:szCs w:val="30"/>
+        </w:rPr>
+        <w:t>Besides doing trading-analysis on your own. You may create a Software-Application using programming to make it more dynamically and automatically.</w:t>
       </w:r>
     </w:p>
     <w:p>

--- a/economy-trading-analysis-according-to-patterns/trading-analysis-according-to-patterns.docx
+++ b/economy-trading-analysis-according-to-patterns/trading-analysis-according-to-patterns.docx
@@ -82,7 +82,25 @@
           <w:sz w:val="30"/>
           <w:szCs w:val="30"/>
         </w:rPr>
-        <w:t>The moment for selling the action, you owe. It is when you understand and catch the pattern which is repeating itself consecutively.</w:t>
+        <w:t>The moment for selling the action, you owe</w:t>
+      </w:r>
+      <w:r>
+        <w:rPr>
+          <w:rFonts w:ascii="DejaVu Sans Condensed" w:hAnsi="DejaVu Sans Condensed"/>
+          <w:spacing w:val="46"/>
+          <w:sz w:val="30"/>
+          <w:szCs w:val="30"/>
+        </w:rPr>
+        <w:t>d</w:t>
+      </w:r>
+      <w:r>
+        <w:rPr>
+          <w:rFonts w:ascii="DejaVu Sans Condensed" w:hAnsi="DejaVu Sans Condensed"/>
+          <w:spacing w:val="46"/>
+          <w:sz w:val="30"/>
+          <w:szCs w:val="30"/>
+        </w:rPr>
+        <w:t>. It is when you understand and catch the pattern which is repeating itself consecutively.</w:t>
       </w:r>
     </w:p>
     <w:p>
@@ -162,65 +180,65 @@
           <w:sz w:val="30"/>
           <w:szCs w:val="30"/>
         </w:rPr>
-        <w:t xml:space="preserve">If that action value keeps going higher, in terms of money. </w:t>
-      </w:r>
-      <w:r>
-        <w:rPr>
-          <w:rFonts w:ascii="DejaVu Sans Condensed" w:hAnsi="DejaVu Sans Condensed"/>
-          <w:spacing w:val="46"/>
-          <w:sz w:val="30"/>
-          <w:szCs w:val="30"/>
-        </w:rPr>
-        <w:t>T</w:t>
-      </w:r>
-      <w:r>
-        <w:rPr>
-          <w:rFonts w:ascii="DejaVu Sans Condensed" w:hAnsi="DejaVu Sans Condensed"/>
-          <w:spacing w:val="46"/>
-          <w:sz w:val="30"/>
-          <w:szCs w:val="30"/>
-        </w:rPr>
-        <w:t>hen, you will know when it is the most appropriate moment to sell that action, you previously purchased.</w:t>
-      </w:r>
-    </w:p>
-    <w:p>
-      <w:pPr>
-        <w:pStyle w:val="Normal"/>
-        <w:bidi w:val="0"/>
-        <w:spacing w:lineRule="exact" w:line="461" w:before="0" w:after="58"/>
-        <w:rPr>
-          <w:rFonts w:ascii="DejaVu Sans Condensed" w:hAnsi="DejaVu Sans Condensed"/>
-          <w:spacing w:val="46"/>
-          <w:sz w:val="30"/>
-          <w:szCs w:val="30"/>
-        </w:rPr>
-      </w:pPr>
-      <w:r>
-        <w:rPr>
-          <w:rFonts w:ascii="DejaVu Sans Condensed" w:hAnsi="DejaVu Sans Condensed"/>
-          <w:spacing w:val="46"/>
-          <w:sz w:val="30"/>
-          <w:szCs w:val="30"/>
-        </w:rPr>
-      </w:r>
-    </w:p>
-    <w:p>
-      <w:pPr>
-        <w:pStyle w:val="Normal"/>
-        <w:bidi w:val="0"/>
-        <w:spacing w:lineRule="exact" w:line="461" w:before="0" w:after="58"/>
-        <w:rPr>
-          <w:spacing w:val="46"/>
-        </w:rPr>
-      </w:pPr>
-      <w:r>
-        <w:rPr>
-          <w:rFonts w:ascii="DejaVu Sans Condensed" w:hAnsi="DejaVu Sans Condensed"/>
-          <w:spacing w:val="46"/>
-          <w:sz w:val="30"/>
-          <w:szCs w:val="30"/>
-        </w:rPr>
-        <w:t>Besides doing trading-analysis on your own. You may create a Software-Application using programming to make it more dynamically and automatically.</w:t>
+        <w:t>If that action value keeps going higher, in terms of money. Then, you will know, when it is the most appropriate moment to sell that action, you previously purchased.</w:t>
+      </w:r>
+    </w:p>
+    <w:p>
+      <w:pPr>
+        <w:pStyle w:val="Normal"/>
+        <w:bidi w:val="0"/>
+        <w:spacing w:lineRule="exact" w:line="461" w:before="0" w:after="58"/>
+        <w:rPr>
+          <w:rFonts w:ascii="DejaVu Sans Condensed" w:hAnsi="DejaVu Sans Condensed"/>
+          <w:spacing w:val="46"/>
+          <w:sz w:val="30"/>
+          <w:szCs w:val="30"/>
+        </w:rPr>
+      </w:pPr>
+      <w:r>
+        <w:rPr>
+          <w:rFonts w:ascii="DejaVu Sans Condensed" w:hAnsi="DejaVu Sans Condensed"/>
+          <w:spacing w:val="46"/>
+          <w:sz w:val="30"/>
+          <w:szCs w:val="30"/>
+        </w:rPr>
+      </w:r>
+    </w:p>
+    <w:p>
+      <w:pPr>
+        <w:pStyle w:val="Normal"/>
+        <w:bidi w:val="0"/>
+        <w:spacing w:lineRule="exact" w:line="461" w:before="0" w:after="58"/>
+        <w:rPr>
+          <w:spacing w:val="46"/>
+        </w:rPr>
+      </w:pPr>
+      <w:r>
+        <w:rPr>
+          <w:rFonts w:ascii="DejaVu Sans Condensed" w:hAnsi="DejaVu Sans Condensed"/>
+          <w:spacing w:val="46"/>
+          <w:sz w:val="30"/>
+          <w:szCs w:val="30"/>
+        </w:rPr>
+        <w:t xml:space="preserve">Besides doing </w:t>
+      </w:r>
+      <w:r>
+        <w:rPr>
+          <w:rFonts w:ascii="DejaVu Sans Condensed" w:hAnsi="DejaVu Sans Condensed"/>
+          <w:spacing w:val="46"/>
+          <w:sz w:val="30"/>
+          <w:szCs w:val="30"/>
+        </w:rPr>
+        <w:t xml:space="preserve">manually </w:t>
+      </w:r>
+      <w:r>
+        <w:rPr>
+          <w:rFonts w:ascii="DejaVu Sans Condensed" w:hAnsi="DejaVu Sans Condensed"/>
+          <w:spacing w:val="46"/>
+          <w:sz w:val="30"/>
+          <w:szCs w:val="30"/>
+        </w:rPr>
+        <w:t>trading-analysis. You may create a Software-Application using programming to make it more dynamically and automatically.</w:t>
       </w:r>
     </w:p>
     <w:p>
